--- a/resources/eot-ee-template.docx
+++ b/resources/eot-ee-template.docx
@@ -1004,7 +1004,7 @@
                 <w:szCs w:val="20"/>
                 <w:lang w:bidi="te-IN"/>
               </w:rPr>
-              <w:t> </w:t>
+              <w:t xml:space="preserve">  </w:t>
             </w:r>
             <w:r>
               <w:rPr>
@@ -1602,7 +1602,7 @@
               <w:rPr>
                 <w:b/>
               </w:rPr>
-              <w:t xml:space="preserve">{{Agmt Date}}</w:t>
+              <w:t xml:space="preserve">{{Agreement No and Date}}</w:t>
             </w:r>
           </w:p>
         </w:tc>
